--- a/resumes/essay_aligned/Resume_1Page_20261008_1.docx
+++ b/resumes/essay_aligned/Resume_1Page_20261008_1.docx
@@ -366,7 +366,7 @@
           <w:vertAlign w:val="baseline"/>
           <w:rtl w:val="0"/>
         </w:rPr>
-        <w:t xml:space="preserve"> (Jan 2026 - Present) for Samsung Electronics, affiliates, and external Cello Square customers-standardizing volume classification across 6 regions and 10 organizations. Used SQL to separate reporting-month shifts from genuine errors and redesigned 4 aggregation rules, restoring 28,306 forty-foot equivalent units (FEU) of misclassified 2025 volume and cutting the anomalous record rate from 0.80% to 0.56% within two months.</w:t>
+        <w:t xml:space="preserve"> (Jan 2026 - Present) for Samsung Electronics, affiliates, and external Cello Square customers-standardizing volume classification across 6 regions and 10 organizations. Used SQL to distinguish reporting-month shifts from genuine errors and redesigned 4 aggregation rules, restoring 28,306 forty-foot equivalent units (FEU) of misclassified 2025 volume and cutting anomalous records from 0.80% to 0.56% in two months.</w:t>
       </w:r>
     </w:p>
     <w:p>
@@ -428,7 +428,7 @@
           <w:vertAlign w:val="baseline"/>
           <w:rtl w:val="0"/>
         </w:rPr>
-        <w:t xml:space="preserve"> within a 15-person analytics team; fixed errors at the source (mandatory LCL field, upper-bound checks).</w:t>
+        <w:t xml:space="preserve"> within a 15-person analytics team; fixed errors at the source (mandatory LCL field, validation).</w:t>
       </w:r>
     </w:p>
     <w:p>
@@ -471,7 +471,7 @@
           <w:vertAlign w:val="baseline"/>
           <w:rtl w:val="0"/>
         </w:rPr>
-        <w:t xml:space="preserve">Combined Google Analytics 4 and Tag Manager data with internal behavioral data to build Cello Square funnel analytics, eliminating drop-off pages; drove a cosmetics-focused express analytics initiative (Korea→U.S./Japan) with customized dashboards and retention tracking.</w:t>
+        <w:t xml:space="preserve">Developed Cello Square funnel analytics by combining Google Analytics 4 and Tag Manager with internal behavioral data, eliminating drop-off pages; drove a cosmetics-focused express analytics initiative (Korea→U.S./Japan) with customized dashboards and retention tracking.</w:t>
       </w:r>
     </w:p>
     <w:p>
@@ -659,7 +659,7 @@
           <w:vertAlign w:val="baseline"/>
           <w:rtl w:val="0"/>
         </w:rPr>
-        <w:t xml:space="preserve">Built a reservation misuse monitoring tool (SQL, Tableau) turning suspicious bookings into rules for sales teams to investigate-</w:t>
+        <w:t xml:space="preserve">Developed a reservation misuse monitoring tool (SQL, Tableau) translating suspicious bookings into rules for sales teams to investigate-</w:t>
       </w:r>
       <w:r>
         <w:rPr>
@@ -1205,7 +1205,7 @@
           <w:vertAlign w:val="baseline"/>
           <w:rtl w:val="0"/>
         </w:rPr>
-        <w:t xml:space="preserve">Analyzed datasets covering 780+ Korean travel agencies via Oracle BI; owned the Mode Tour account (seat allocation, package-tour pricing); contributed to </w:t>
+        <w:t xml:space="preserve">Analyzed datasets covering 780+ Korean travel agencies via Oracle BI; managed the Mode Tour account (seat allocation, package-tour pricing); contributed to </w:t>
       </w:r>
       <w:r>
         <w:rPr>

--- a/resumes/essay_aligned/Resume_1Page_20261008_1.docx
+++ b/resumes/essay_aligned/Resume_1Page_20261008_1.docx
@@ -471,7 +471,7 @@
           <w:vertAlign w:val="baseline"/>
           <w:rtl w:val="0"/>
         </w:rPr>
-        <w:t xml:space="preserve">Developed Cello Square funnel analytics by combining Google Analytics 4 and Tag Manager with internal behavioral data, eliminating drop-off pages; drove a cosmetics-focused express analytics initiative (Korea→U.S./Japan) with customized dashboards and retention tracking.</w:t>
+        <w:t xml:space="preserve">Developed Cello Square funnel analytics (Google Analytics 4, Tag Manager, internal data), eliminating drop-off pages; drove a cosmetics express analytics initiative (Korea→U.S./Japan) with customized dashboards and retention tracking.</w:t>
       </w:r>
     </w:p>
     <w:p>
@@ -659,7 +659,7 @@
           <w:vertAlign w:val="baseline"/>
           <w:rtl w:val="0"/>
         </w:rPr>
-        <w:t xml:space="preserve">Developed a reservation misuse monitoring tool (SQL, Tableau) translating suspicious bookings into rules for sales teams to investigate-</w:t>
+        <w:t xml:space="preserve">Developed a reservation misuse monitoring tool translating suspicious bookings into rules for sales teams to investigate-</w:t>
       </w:r>
       <w:r>
         <w:rPr>
@@ -716,7 +716,7 @@
           <w:vertAlign w:val="baseline"/>
           <w:rtl w:val="0"/>
         </w:rPr>
-        <w:t xml:space="preserve">received the Korean Air Quarterly IT Excellence Project Award</w:t>
+        <w:t xml:space="preserve">received the Quarterly IT Excellence Project Award</w:t>
       </w:r>
       <w:r>
         <w:rPr>
@@ -805,7 +805,7 @@
           <w:vertAlign w:val="baseline"/>
           <w:rtl w:val="0"/>
         </w:rPr>
-        <w:t xml:space="preserve">Second-ranking manager leading a team of 7 across Manila, Cebu, and Guam; delivered </w:t>
+        <w:t xml:space="preserve">Second-ranking manager leading a team of 7 (Manila, Cebu, Guam); delivered </w:t>
       </w:r>
       <w:r>
         <w:rPr>
